--- a/Part-Two-Ch07-The-Union-Breaks/Women and the War.docx
+++ b/Part-Two-Ch07-The-Union-Breaks/Women and the War.docx
@@ -9,25 +9,22 @@
         <w:tblLook w:firstColumn="1" w:firstRow="1" w:lastColumn="0" w:lastRow="0" w:noHBand="0" w:noVBand="1" w:val="04A0"/>
       </w:tblPr>
       <w:tblGrid>
-        <w:gridCol w:w="9936"/>
+        <w:gridCol w:w="10224"/>
       </w:tblGrid>
       <w:tr>
         <w:tc>
           <w:tcPr>
-            <w:tcW w:type="dxa" w:w="9936"/>
+            <w:tcW w:type="dxa" w:w="10224"/>
             <w:shd w:val="clear" w:fill="B1442F"/>
           </w:tcPr>
           <w:p>
-            <w:pPr>
-              <w:jc w:val="left"/>
-            </w:pPr>
             <w:r>
               <w:rPr>
                 <w:b/>
                 <w:color w:val="FFE6DE"/>
                 <w:sz w:val="18"/>
               </w:rPr>
-              <w:t>CHAPTER 7 · DEEP DIVE · A HOUSE DIVIDED</w:t>
+              <w:t>PROMISE &amp; PRACTICE  ·  DEEP DIVE  ·  SOURCE ANALYSIS</w:t>
             </w:r>
           </w:p>
           <w:p>
@@ -35,18 +32,19 @@
               <w:rPr>
                 <w:b/>
                 <w:color w:val="FFFFFF"/>
-                <w:sz w:val="40"/>
+                <w:sz w:val="42"/>
               </w:rPr>
-              <w:t>Women and the War</w:t>
+              <w:t>Women and the War — A House Divided</w:t>
             </w:r>
           </w:p>
           <w:p>
             <w:r>
               <w:rPr>
+                <w:i/>
                 <w:color w:val="FFE6DE"/>
-                <w:sz w:val="21"/>
+                <w:sz w:val="22"/>
               </w:rPr>
-              <w:t>With the men gone to fight, women ran the farms, nursed the wounded, spied, and remade their own place in the nation. 1861–1865.</w:t>
+              <w:t>How Do We Measure What Women Changed?</w:t>
             </w:r>
           </w:p>
         </w:tc>
@@ -64,7 +62,7 @@
         <w:rPr>
           <w:sz w:val="21"/>
         </w:rPr>
-        <w:t xml:space="preserve">__________________________    </w:t>
+        <w:t xml:space="preserve">______________________________    </w:t>
       </w:r>
       <w:r>
         <w:rPr>
@@ -90,30 +88,325 @@
         <w:rPr>
           <w:sz w:val="21"/>
         </w:rPr>
-        <w:t>______________</w:t>
+        <w:t>________________</w:t>
+      </w:r>
+    </w:p>
+    <w:tbl>
+      <w:tblPr>
+        <w:tblW w:type="auto" w:w="0"/>
+        <w:tblLayout w:type="autofit"/>
+        <w:tblLook w:firstColumn="1" w:firstRow="1" w:lastColumn="0" w:lastRow="0" w:noHBand="0" w:noVBand="1" w:val="04A0"/>
+      </w:tblPr>
+      <w:tblGrid>
+        <w:gridCol w:w="10224"/>
+      </w:tblGrid>
+      <w:tr>
+        <w:tc>
+          <w:tcPr>
+            <w:tcW w:type="dxa" w:w="10224"/>
+            <w:shd w:val="clear" w:fill="f4c04e"/>
+          </w:tcPr>
+          <w:p>
+            <w:r>
+              <w:rPr>
+                <w:b/>
+                <w:color w:val="5A4512"/>
+                <w:sz w:val="19"/>
+              </w:rPr>
+              <w:t xml:space="preserve">WHAT I CAN DO TODAY   </w:t>
+            </w:r>
+            <w:r>
+              <w:rPr>
+                <w:color w:val="5A4512"/>
+                <w:sz w:val="21"/>
+              </w:rPr>
+              <w:t>I can read primary sources about Women and the War — A House Divided, weigh who made each one and why, and use evidence to answer historical questions.</w:t>
+            </w:r>
+          </w:p>
+        </w:tc>
+      </w:tr>
+    </w:tbl>
+    <w:p>
+      <w:r>
+        <w:rPr>
+          <w:b/>
+          <w:color w:val="B1442F"/>
+        </w:rPr>
+        <w:t xml:space="preserve">Directions. </w:t>
+      </w:r>
+      <w:r>
+        <w:rPr>
+          <w:sz w:val="22"/>
+        </w:rPr>
+        <w:t>Significance isn't about fame. A historian asks: how deeply did it change things, and how long did that change last?</w:t>
       </w:r>
     </w:p>
     <w:p/>
     <w:p>
       <w:r>
         <w:rPr>
+          <w:b/>
+          <w:color w:val="B1442F"/>
+          <w:sz w:val="26"/>
+        </w:rPr>
+        <w:t>THE SOURCES</w:t>
+      </w:r>
+    </w:p>
+    <w:p>
+      <w:pPr>
+        <w:spacing w:before="160"/>
+      </w:pPr>
+      <w:r>
+        <w:rPr>
+          <w:b/>
+          <w:color w:val="1C1714"/>
+          <w:sz w:val="23"/>
+        </w:rPr>
+        <w:t>THE IMAGE  —  Clara Barton</w:t>
+      </w:r>
+    </w:p>
+    <w:p>
+      <w:pPr>
+        <w:jc w:val="center"/>
+      </w:pPr>
+      <w:r>
+        <w:drawing>
+          <wp:inline xmlns:a="http://schemas.openxmlformats.org/drawingml/2006/main" xmlns:pic="http://schemas.openxmlformats.org/drawingml/2006/picture">
+            <wp:extent cx="3931920" cy="5411564"/>
+            <wp:docPr id="1" name="Picture 1"/>
+            <wp:cNvGraphicFramePr>
+              <a:graphicFrameLocks noChangeAspect="1"/>
+            </wp:cNvGraphicFramePr>
+            <a:graphic>
+              <a:graphicData uri="http://schemas.openxmlformats.org/drawingml/2006/picture">
+                <pic:pic>
+                  <pic:nvPicPr>
+                    <pic:cNvPr id="0" name="image.jpg"/>
+                    <pic:cNvPicPr/>
+                  </pic:nvPicPr>
+                  <pic:blipFill>
+                    <a:blip r:embed="rId9"/>
+                    <a:stretch>
+                      <a:fillRect/>
+                    </a:stretch>
+                  </pic:blipFill>
+                  <pic:spPr>
+                    <a:xfrm>
+                      <a:off x="0" y="0"/>
+                      <a:ext cx="3931920" cy="5411564"/>
+                    </a:xfrm>
+                    <a:prstGeom prst="rect"/>
+                  </pic:spPr>
+                </pic:pic>
+              </a:graphicData>
+            </a:graphic>
+          </wp:inline>
+        </w:drawing>
+      </w:r>
+    </w:p>
+    <w:p>
+      <w:r>
+        <w:rPr>
+          <w:color w:val="6A6256"/>
+          <w:sz w:val="17"/>
+        </w:rPr>
+        <w:t>Clara Barton — photographic portrait, public domain (Library of Congress).</w:t>
+      </w:r>
+    </w:p>
+    <w:p>
+      <w:pPr>
+        <w:spacing w:before="160"/>
+      </w:pPr>
+      <w:r>
+        <w:rPr>
+          <w:b/>
+          <w:color w:val="1C1714"/>
+          <w:sz w:val="23"/>
+        </w:rPr>
+        <w:t>SOURCE · THE HOME-FRONT WORKFORCE  —  Women at the arsenal</w:t>
+      </w:r>
+    </w:p>
+    <w:p>
+      <w:pPr>
+        <w:jc w:val="center"/>
+      </w:pPr>
+      <w:r>
+        <w:drawing>
+          <wp:inline xmlns:a="http://schemas.openxmlformats.org/drawingml/2006/main" xmlns:pic="http://schemas.openxmlformats.org/drawingml/2006/picture">
+            <wp:extent cx="3931920" cy="4688347"/>
+            <wp:docPr id="2" name="Picture 2"/>
+            <wp:cNvGraphicFramePr>
+              <a:graphicFrameLocks noChangeAspect="1"/>
+            </wp:cNvGraphicFramePr>
+            <a:graphic>
+              <a:graphicData uri="http://schemas.openxmlformats.org/drawingml/2006/picture">
+                <pic:pic>
+                  <pic:nvPicPr>
+                    <pic:cNvPr id="0" name="image.jpg"/>
+                    <pic:cNvPicPr/>
+                  </pic:nvPicPr>
+                  <pic:blipFill>
+                    <a:blip r:embed="rId10"/>
+                    <a:stretch>
+                      <a:fillRect/>
+                    </a:stretch>
+                  </pic:blipFill>
+                  <pic:spPr>
+                    <a:xfrm>
+                      <a:off x="0" y="0"/>
+                      <a:ext cx="3931920" cy="4688347"/>
+                    </a:xfrm>
+                    <a:prstGeom prst="rect"/>
+                  </pic:spPr>
+                </pic:pic>
+              </a:graphicData>
+            </a:graphic>
+          </wp:inline>
+        </w:drawing>
+      </w:r>
+    </w:p>
+    <w:p>
+      <w:pPr>
+        <w:ind w:left="432"/>
+      </w:pPr>
+      <w:r>
+        <w:rPr>
           <w:i/>
           <w:color w:val="1C1714"/>
           <w:sz w:val="22"/>
         </w:rPr>
-        <w:t>With the men gone to fight, women ran the farms, nursed the wounded, spied, and remade their own place in the nation. 1861–1865.</w:t>
+        <w:t>Thousands of women took paid — and dangerous — factory work filling cartridges and shells, new wage labor the war opened to them</w:t>
+      </w:r>
+    </w:p>
+    <w:p>
+      <w:r>
+        <w:rPr>
+          <w:color w:val="6A6256"/>
+          <w:sz w:val="17"/>
+        </w:rPr>
+        <w:t>“Filling Cartridges at the United States Arsenal, Watertown, Massachusetts” — wood engraving, Harper’s Weekly, 1861, public domain.</w:t>
       </w:r>
     </w:p>
     <w:p>
       <w:pPr>
-        <w:spacing w:after="80"/>
+        <w:spacing w:before="160"/>
       </w:pPr>
       <w:r>
         <w:rPr>
+          <w:b/>
           <w:color w:val="1C1714"/>
           <w:sz w:val="23"/>
         </w:rPr>
-        <w:t>When a war never named a single woman in its battle reports, how do we measure what women actually changed?</w:t>
+        <w:t>SOURCE · WOMEN AND THE ENEMY  —  Butler's “Woman Order,” New Orleans, 1862</w:t>
+      </w:r>
+    </w:p>
+    <w:p>
+      <w:pPr>
+        <w:jc w:val="center"/>
+      </w:pPr>
+      <w:r>
+        <w:drawing>
+          <wp:inline xmlns:a="http://schemas.openxmlformats.org/drawingml/2006/main" xmlns:pic="http://schemas.openxmlformats.org/drawingml/2006/picture">
+            <wp:extent cx="3931920" cy="6188986"/>
+            <wp:docPr id="3" name="Picture 3"/>
+            <wp:cNvGraphicFramePr>
+              <a:graphicFrameLocks noChangeAspect="1"/>
+            </wp:cNvGraphicFramePr>
+            <a:graphic>
+              <a:graphicData uri="http://schemas.openxmlformats.org/drawingml/2006/picture">
+                <pic:pic>
+                  <pic:nvPicPr>
+                    <pic:cNvPr id="0" name="image.jpg"/>
+                    <pic:cNvPicPr/>
+                  </pic:nvPicPr>
+                  <pic:blipFill>
+                    <a:blip r:embed="rId11"/>
+                    <a:stretch>
+                      <a:fillRect/>
+                    </a:stretch>
+                  </pic:blipFill>
+                  <pic:spPr>
+                    <a:xfrm>
+                      <a:off x="0" y="0"/>
+                      <a:ext cx="3931920" cy="6188986"/>
+                    </a:xfrm>
+                    <a:prstGeom prst="rect"/>
+                  </pic:spPr>
+                </pic:pic>
+              </a:graphicData>
+            </a:graphic>
+          </wp:inline>
+        </w:drawing>
+      </w:r>
+    </w:p>
+    <w:p>
+      <w:pPr>
+        <w:ind w:left="432"/>
+      </w:pPr>
+      <w:r>
+        <w:rPr>
+          <w:i/>
+          <w:color w:val="1C1714"/>
+          <w:sz w:val="22"/>
+        </w:rPr>
+        <w:t>When women of occupied New Orleans insulted Union soldiers, Butler ordered that any who did so be treated “as a woman of the town.” Even hostile orders admitted women were full participants in the war</w:t>
+      </w:r>
+    </w:p>
+    <w:p>
+      <w:r>
+        <w:rPr>
+          <w:color w:val="6A6256"/>
+          <w:sz w:val="17"/>
+        </w:rPr>
+        <w:t>“Infamous!” — General Orders No. 28, the “Woman Order,” issued by Maj. Gen. B. F. Butler, New Orleans, 1862 — broadside, public domain (Library of Congress).</w:t>
+      </w:r>
+    </w:p>
+    <w:p>
+      <w:pPr>
+        <w:spacing w:before="160"/>
+      </w:pPr>
+      <w:r>
+        <w:rPr>
+          <w:b/>
+          <w:color w:val="1C1714"/>
+          <w:sz w:val="23"/>
+        </w:rPr>
+        <w:t>SOURCE · ROLES WOMEN FILLED, 1861–1865  —  A partial list</w:t>
+      </w:r>
+    </w:p>
+    <w:p>
+      <w:pPr>
+        <w:ind w:left="432"/>
+      </w:pPr>
+      <w:r>
+        <w:rPr>
+          <w:i/>
+          <w:color w:val="1C1714"/>
+          <w:sz w:val="22"/>
+        </w:rPr>
+        <w:t>Battlefield nurses · managers of farms, shops, and plantations · fundraisers and supply organizers (U.S. Sanitary Commission) · spies and scouts for both armies · a few hundred disguised soldiers · enslaved women who fled to Union lines, and leaders like Harriet Tubman who guided them to freedom.</w:t>
+        <w:br/>
+        <w:t>— compiled from standard histories of the period. Public domain</w:t>
+      </w:r>
+    </w:p>
+    <w:p>
+      <w:r>
+        <w:rPr>
+          <w:color w:val="6A6256"/>
+          <w:sz w:val="17"/>
+        </w:rPr>
+        <w:t>— compiled from standard histories of the period. Public domain.</w:t>
+      </w:r>
+    </w:p>
+    <w:p/>
+    <w:p>
+      <w:r>
+        <w:rPr>
+          <w:b/>
+          <w:color w:val="B1442F"/>
+          <w:sz w:val="26"/>
+        </w:rPr>
+        <w:t>YOUR WORK</w:t>
       </w:r>
     </w:p>
     <w:p>
@@ -123,54 +416,77 @@
       <w:r>
         <w:rPr>
           <w:b/>
-          <w:color w:val="B1442F"/>
-          <w:sz w:val="28"/>
+          <w:color w:val="FFFFFF"/>
+          <w:sz w:val="20"/>
+          <w:shd w:val="clear" w:fill="B1442F"/>
         </w:rPr>
-        <w:t>The War Nobody Photographed</w:t>
+        <w:t xml:space="preserve">  QUESTION 1  </w:t>
+      </w:r>
+      <w:r>
+        <w:rPr>
+          <w:b/>
+          <w:color w:val="6A6256"/>
+          <w:sz w:val="18"/>
+        </w:rPr>
+        <w:t xml:space="preserve">   STEP 1 · SORT THE ROLES</w:t>
       </w:r>
     </w:p>
     <w:p>
       <w:r>
         <w:rPr>
-          <w:b/>
-          <w:color w:val="6A6256"/>
-          <w:sz w:val="17"/>
+          <w:b w:val="0"/>
+          <w:color w:val="1C1714"/>
+          <w:sz w:val="23"/>
         </w:rPr>
-        <w:t>BEHIND EVERY ARMY</w:t>
+        <w:t>From the source, choose four different roles women played and write one sentence on how each helped the war effort or the people in it.</w:t>
       </w:r>
     </w:p>
     <w:p>
       <w:pPr>
-        <w:spacing w:after="80"/>
+        <w:spacing w:after="120"/>
       </w:pPr>
       <w:r>
         <w:rPr>
-          <w:color w:val="1C1714"/>
-          <w:sz w:val="23"/>
+          <w:color w:val="9A9286"/>
+          <w:sz w:val="22"/>
         </w:rPr>
-        <w:t>For every soldier in the field, someone kept the world running behind him. Across both North and South, women took over farms and family businesses, managed plantations, and sewed and raised money for the armies.</w:t>
+        <w:t>____________________________________________________________________________________________</w:t>
       </w:r>
     </w:p>
     <w:p>
       <w:pPr>
-        <w:spacing w:after="80"/>
+        <w:spacing w:after="120"/>
       </w:pPr>
       <w:r>
         <w:rPr>
-          <w:color w:val="1C1714"/>
-          <w:sz w:val="23"/>
+          <w:color w:val="9A9286"/>
+          <w:sz w:val="22"/>
         </w:rPr>
-        <w:t>In the South especially, with so many white men away, women ran households and fields — while enslaved women carried an even heavier burden, and many seized the chaos of war to escape toward Union lines and freedom.</w:t>
+        <w:t>____________________________________________________________________________________________</w:t>
       </w:r>
     </w:p>
     <w:p>
+      <w:pPr>
+        <w:spacing w:after="120"/>
+      </w:pPr>
       <w:r>
         <w:rPr>
-          <w:i/>
-          <w:color w:val="6A6256"/>
-          <w:sz w:val="17"/>
+          <w:color w:val="9A9286"/>
+          <w:sz w:val="22"/>
         </w:rPr>
-        <w:t>Clara Barton — photographic portrait, public domain (Library of Congress).</w:t>
+        <w:t>____________________________________________________________________________________________</w:t>
+      </w:r>
+    </w:p>
+    <w:p>
+      <w:pPr>
+        <w:spacing w:after="120"/>
+      </w:pPr>
+      <w:r>
+        <w:rPr>
+          <w:color w:val="9A9286"/>
+          <w:sz w:val="22"/>
+        </w:rPr>
+        <w:t>____________________________________________________________________________________________</w:t>
       </w:r>
     </w:p>
     <w:p>
@@ -180,40 +496,77 @@
       <w:r>
         <w:rPr>
           <w:b/>
-          <w:color w:val="B1442F"/>
-          <w:sz w:val="28"/>
+          <w:color w:val="FFFFFF"/>
+          <w:sz w:val="20"/>
+          <w:shd w:val="clear" w:fill="B1442F"/>
         </w:rPr>
-        <w:t>Clara Barton, the “Angel of the Battlefield”</w:t>
+        <w:t xml:space="preserve">  QUESTION 2  </w:t>
+      </w:r>
+      <w:r>
+        <w:rPr>
+          <w:b/>
+          <w:color w:val="6A6256"/>
+          <w:sz w:val="18"/>
+        </w:rPr>
+        <w:t xml:space="preserve">   STEP 2 · WHAT COUNTS AS SIGNIFICANT?</w:t>
       </w:r>
     </w:p>
     <w:p>
       <w:r>
         <w:rPr>
-          <w:b/>
-          <w:color w:val="6A6256"/>
-          <w:sz w:val="17"/>
+          <w:b w:val="0"/>
+          <w:color w:val="1C1714"/>
+          <w:sz w:val="23"/>
         </w:rPr>
-        <w:t>MATHEW BRADY STUDIO</w:t>
+        <w:t>A historian judging significance would say women's war work mattered most because it —</w:t>
       </w:r>
     </w:p>
     <w:p>
+      <w:pPr>
+        <w:spacing w:after="40"/>
+        <w:ind w:left="432"/>
+      </w:pPr>
       <w:r>
         <w:rPr>
-          <w:i/>
-          <w:color w:val="1C1714"/>
           <w:sz w:val="22"/>
         </w:rPr>
-        <w:t>Barton brought supplies and nursing directly to the front lines, sometimes under fire. After the war she founded the American Red Cross.</w:t>
+        <w:t>☐  A.  made women instantly equal to men</w:t>
       </w:r>
     </w:p>
     <w:p>
+      <w:pPr>
+        <w:spacing w:after="40"/>
+        <w:ind w:left="432"/>
+      </w:pPr>
       <w:r>
         <w:rPr>
-          <w:i/>
-          <w:color w:val="6A6256"/>
-          <w:sz w:val="17"/>
+          <w:sz w:val="22"/>
         </w:rPr>
-        <w:t>Clara Barton — wartime photograph, Mathew Brady studio, public domain (Library of Congress).</w:t>
+        <w:t>☐  B.  was written up in every battle report</w:t>
+      </w:r>
+    </w:p>
+    <w:p>
+      <w:pPr>
+        <w:spacing w:after="40"/>
+        <w:ind w:left="432"/>
+      </w:pPr>
+      <w:r>
+        <w:rPr>
+          <w:sz w:val="22"/>
+        </w:rPr>
+        <w:t>☐  C.  proved what women could do, feeding the postwar women's rights movement</w:t>
+      </w:r>
+    </w:p>
+    <w:p>
+      <w:pPr>
+        <w:spacing w:after="40"/>
+        <w:ind w:left="432"/>
+      </w:pPr>
+      <w:r>
+        <w:rPr>
+          <w:sz w:val="22"/>
+        </w:rPr>
+        <w:t>☐  D.  had no effect once the war ended</w:t>
       </w:r>
     </w:p>
     <w:p>
@@ -223,54 +576,77 @@
       <w:r>
         <w:rPr>
           <w:b/>
-          <w:color w:val="B1442F"/>
-          <w:sz w:val="28"/>
+          <w:color w:val="FFFFFF"/>
+          <w:sz w:val="20"/>
+          <w:shd w:val="clear" w:fill="B1442F"/>
         </w:rPr>
-        <w:t>A Revolution in Care</w:t>
+        <w:t xml:space="preserve">  QUESTION 3  </w:t>
+      </w:r>
+      <w:r>
+        <w:rPr>
+          <w:b/>
+          <w:color w:val="6A6256"/>
+          <w:sz w:val="18"/>
+        </w:rPr>
+        <w:t xml:space="preserve">   STEP 3 · DIFFERENT BURDENS</w:t>
       </w:r>
     </w:p>
     <w:p>
       <w:r>
         <w:rPr>
-          <w:b/>
-          <w:color w:val="6A6256"/>
-          <w:sz w:val="17"/>
+          <w:b w:val="0"/>
+          <w:color w:val="1C1714"/>
+          <w:sz w:val="23"/>
         </w:rPr>
-        <w:t>NURSES AND ORGANIZERS</w:t>
+        <w:t>Enslaved women carried burdens free women did not — and many used the war to escape toward freedom. Why is it important that a history of ‘women and the war’ include enslaved women like Harriet Tubman, not just nurses like Barton?</w:t>
       </w:r>
     </w:p>
     <w:p>
       <w:pPr>
-        <w:spacing w:after="80"/>
+        <w:spacing w:after="120"/>
       </w:pPr>
       <w:r>
         <w:rPr>
-          <w:color w:val="1C1714"/>
-          <w:sz w:val="23"/>
+          <w:color w:val="9A9286"/>
+          <w:sz w:val="22"/>
         </w:rPr>
-        <w:t>Nursing had been considered no job for a respectable woman. The war changed that overnight. Thousands of women — like Clara Barton and Dorothea Dix — nursed the wounded, and the U.S. Sanitary Commission, largely run by women, organized supplies and medical care on a massive scale.</w:t>
+        <w:t>____________________________________________________________________________________________</w:t>
       </w:r>
     </w:p>
     <w:p>
       <w:pPr>
-        <w:spacing w:after="80"/>
+        <w:spacing w:after="120"/>
       </w:pPr>
       <w:r>
         <w:rPr>
-          <w:color w:val="1C1714"/>
-          <w:sz w:val="23"/>
+          <w:color w:val="9A9286"/>
+          <w:sz w:val="22"/>
         </w:rPr>
-        <w:t>Black women such as Harriet Tubman served the Union as nurses, cooks, and scouts — Tubman even guided an armed raid that freed some 700 enslaved people in South Carolina.</w:t>
+        <w:t>____________________________________________________________________________________________</w:t>
       </w:r>
     </w:p>
     <w:p>
+      <w:pPr>
+        <w:spacing w:after="120"/>
+      </w:pPr>
       <w:r>
         <w:rPr>
-          <w:i/>
-          <w:color w:val="6A6256"/>
-          <w:sz w:val="17"/>
+          <w:color w:val="9A9286"/>
+          <w:sz w:val="22"/>
         </w:rPr>
-        <w:t>Harriet Tubman — photograph, public domain (Library of Congress).</w:t>
+        <w:t>____________________________________________________________________________________________</w:t>
+      </w:r>
+    </w:p>
+    <w:p>
+      <w:pPr>
+        <w:spacing w:after="120"/>
+      </w:pPr>
+      <w:r>
+        <w:rPr>
+          <w:color w:val="9A9286"/>
+          <w:sz w:val="22"/>
+        </w:rPr>
+        <w:t>____________________________________________________________________________________________</w:t>
       </w:r>
     </w:p>
     <w:p>
@@ -280,255 +656,79 @@
       <w:r>
         <w:rPr>
           <w:b/>
-          <w:color w:val="B1442F"/>
-          <w:sz w:val="28"/>
+          <w:color w:val="FFFFFF"/>
+          <w:sz w:val="20"/>
+          <w:shd w:val="clear" w:fill="B1442F"/>
         </w:rPr>
-        <w:t>Harriet Tubman</w:t>
+        <w:t xml:space="preserve">  QUESTION 4  </w:t>
+      </w:r>
+      <w:r>
+        <w:rPr>
+          <w:b/>
+          <w:color w:val="6A6256"/>
+          <w:sz w:val="18"/>
+        </w:rPr>
+        <w:t xml:space="preserve">   STEP 4 · WHY IT MATTERS</w:t>
       </w:r>
     </w:p>
     <w:p>
       <w:r>
         <w:rPr>
-          <w:b/>
-          <w:color w:val="6A6256"/>
-          <w:sz w:val="17"/>
+          <w:b w:val="0"/>
+          <w:color w:val="1C1714"/>
+          <w:sz w:val="23"/>
         </w:rPr>
-        <w:t>AT THE VERY FRONT</w:t>
-      </w:r>
-    </w:p>
-    <w:p>
-      <w:r>
-        <w:rPr>
-          <w:i/>
-          <w:color w:val="1C1714"/>
-          <w:sz w:val="22"/>
-        </w:rPr>
-        <w:t>Already famous for leading the enslaved to freedom on the Underground Railroad, Tubman served the Union as nurse, cook, and scout — and helped guide the raid that freed some 700 people along the Combahee River.</w:t>
-      </w:r>
-    </w:p>
-    <w:p>
-      <w:r>
-        <w:rPr>
-          <w:i/>
-          <w:color w:val="6A6256"/>
-          <w:sz w:val="17"/>
-        </w:rPr>
-        <w:t>Harriet Tubman — photograph, public domain (Library of Congress).</w:t>
+        <w:t>The war did not give women the vote. So was women's war work historically significant or not? Take a position and defend it in two or three sentences, using the idea of lasting change.</w:t>
       </w:r>
     </w:p>
     <w:p>
       <w:pPr>
-        <w:spacing w:before="200"/>
+        <w:spacing w:after="120"/>
       </w:pPr>
       <w:r>
         <w:rPr>
-          <w:b/>
-          <w:color w:val="B1442F"/>
-          <w:sz w:val="28"/>
+          <w:color w:val="9A9286"/>
+          <w:sz w:val="22"/>
         </w:rPr>
-        <w:t>At the Very Front</w:t>
-      </w:r>
-    </w:p>
-    <w:p>
-      <w:r>
-        <w:rPr>
-          <w:b/>
-          <w:color w:val="6A6256"/>
-          <w:sz w:val="17"/>
-        </w:rPr>
-        <w:t>SPIES AND SOLDIERS</w:t>
+        <w:t>____________________________________________________________________________________________</w:t>
       </w:r>
     </w:p>
     <w:p>
       <w:pPr>
-        <w:spacing w:after="80"/>
+        <w:spacing w:after="120"/>
       </w:pPr>
       <w:r>
         <w:rPr>
-          <w:color w:val="1C1714"/>
-          <w:sz w:val="23"/>
+          <w:color w:val="9A9286"/>
+          <w:sz w:val="22"/>
         </w:rPr>
-        <w:t>Some women went right to the fighting. Spies like Elizabeth Van Lew (for the Union) and Belle Boyd (for the Confederacy) passed secrets across the lines. A few hundred women, historians believe, disguised themselves as men and fought as soldiers.</w:t>
+        <w:t>____________________________________________________________________________________________</w:t>
       </w:r>
     </w:p>
     <w:p>
       <w:pPr>
-        <w:spacing w:after="80"/>
+        <w:spacing w:after="120"/>
       </w:pPr>
       <w:r>
         <w:rPr>
-          <w:color w:val="1C1714"/>
-          <w:sz w:val="23"/>
+          <w:color w:val="9A9286"/>
+          <w:sz w:val="22"/>
         </w:rPr>
-        <w:t>Each of these women pushed against the hard limits her society placed on her — and the war gave her a reason, and an opening, to push.</w:t>
-      </w:r>
-    </w:p>
-    <w:p>
-      <w:r>
-        <w:rPr>
-          <w:i/>
-          <w:color w:val="6A6256"/>
-          <w:sz w:val="17"/>
-        </w:rPr>
-        <w:t>“Filling Cartridges at the United States Arsenal, Watertown, Massachusetts” — wood engraving, Harper’s Weekly, 1861, public domain.</w:t>
+        <w:t>____________________________________________________________________________________________</w:t>
       </w:r>
     </w:p>
     <w:p>
       <w:pPr>
-        <w:spacing w:before="200"/>
+        <w:spacing w:after="120"/>
       </w:pPr>
       <w:r>
         <w:rPr>
-          <w:b/>
-          <w:color w:val="B1442F"/>
-          <w:sz w:val="28"/>
+          <w:color w:val="9A9286"/>
+          <w:sz w:val="22"/>
         </w:rPr>
-        <w:t>The Vivandière</w:t>
+        <w:t>____________________________________________________________________________________________</w:t>
       </w:r>
     </w:p>
-    <w:p>
-      <w:r>
-        <w:rPr>
-          <w:b/>
-          <w:color w:val="6A6256"/>
-          <w:sz w:val="17"/>
-        </w:rPr>
-        <w:t>“DAUGHTER OF THE REGIMENT”</w:t>
-      </w:r>
-    </w:p>
-    <w:p>
-      <w:r>
-        <w:rPr>
-          <w:i/>
-          <w:color w:val="1C1714"/>
-          <w:sz w:val="22"/>
-        </w:rPr>
-        <w:t>Some women marched openly with the army as vivandières — carrying water and supplies, tending the wounded, and sometimes carrying the colors under fire.</w:t>
-      </w:r>
-    </w:p>
-    <w:p>
-      <w:r>
-        <w:rPr>
-          <w:i/>
-          <w:color w:val="6A6256"/>
-          <w:sz w:val="17"/>
-        </w:rPr>
-        <w:t>A vivandière (“Daughter of the Regiment”) — photograph, public domain (Library of Congress).</w:t>
-      </w:r>
-    </w:p>
-    <w:p>
-      <w:r>
-        <w:rPr>
-          <w:b/>
-          <w:color w:val="6A6256"/>
-          <w:sz w:val="17"/>
-        </w:rPr>
-        <w:t>CLARA BARTON, REFLECTING AFTER THE WAR</w:t>
-      </w:r>
-    </w:p>
-    <w:p>
-      <w:pPr>
-        <w:spacing w:after="80"/>
-      </w:pPr>
-      <w:r>
-        <w:rPr>
-          <w:color w:val="1C1714"/>
-          <w:sz w:val="23"/>
-        </w:rPr>
-        <w:t>I may be compelled to face danger, but never fear it, and while our soldiers can stand and fight, I can stand and feed and nurse them.</w:t>
-      </w:r>
-    </w:p>
-    <w:p>
-      <w:pPr>
-        <w:spacing w:before="200"/>
-      </w:pPr>
-      <w:r>
-        <w:rPr>
-          <w:b/>
-          <w:color w:val="B1442F"/>
-          <w:sz w:val="28"/>
-        </w:rPr>
-        <w:t>A Door Pushed Open</w:t>
-      </w:r>
-    </w:p>
-    <w:p>
-      <w:r>
-        <w:rPr>
-          <w:b/>
-          <w:color w:val="6A6256"/>
-          <w:sz w:val="17"/>
-        </w:rPr>
-        <w:t>WHY IT MATTERS</w:t>
-      </w:r>
-    </w:p>
-    <w:p>
-      <w:pPr>
-        <w:spacing w:after="80"/>
-      </w:pPr>
-      <w:r>
-        <w:rPr>
-          <w:color w:val="1C1714"/>
-          <w:sz w:val="23"/>
-        </w:rPr>
-        <w:t>The war didn't grant women equality — they could not vote, and most returned to older roles when it ended. But it proved what women could do: run institutions, manage money, practice medicine, organize nationally.</w:t>
-      </w:r>
-    </w:p>
-    <w:p>
-      <w:pPr>
-        <w:spacing w:after="80"/>
-      </w:pPr>
-      <w:r>
-        <w:rPr>
-          <w:color w:val="1C1714"/>
-          <w:sz w:val="23"/>
-        </w:rPr>
-        <w:t>That proof fed directly into the postwar women's rights movement. Historical significance asks not just ‘what happened?’ but ‘what did it change, and for how long?’ — and by that measure, women's war work mattered far beyond 1865.</w:t>
-      </w:r>
-    </w:p>
-    <w:p>
-      <w:r>
-        <w:rPr>
-          <w:i/>
-          <w:color w:val="6A6256"/>
-          <w:sz w:val="17"/>
-        </w:rPr>
-        <w:t>“Infamous!” — General Orders No. 28, the “Woman Order,” issued by Maj. Gen. B. F. Butler, New Orleans, 1862 — broadside, public domain (Library of Congress).</w:t>
-      </w:r>
-    </w:p>
-    <w:p>
-      <w:pPr>
-        <w:spacing w:before="200"/>
-      </w:pPr>
-      <w:r>
-        <w:rPr>
-          <w:b/>
-          <w:color w:val="B1442F"/>
-          <w:sz w:val="28"/>
-        </w:rPr>
-        <w:t>Measure the Significance</w:t>
-      </w:r>
-    </w:p>
-    <w:p>
-      <w:r>
-        <w:rPr>
-          <w:b/>
-          <w:color w:val="6A6256"/>
-          <w:sz w:val="17"/>
-        </w:rPr>
-        <w:t>YOUR TURN</w:t>
-      </w:r>
-    </w:p>
-    <w:p>
-      <w:r>
-        <w:rPr>
-          <w:i/>
-          <w:color w:val="1C1714"/>
-          <w:sz w:val="22"/>
-        </w:rPr>
-        <w:t>You'll weigh the many roles women played and practice historical significance — judging not just what women did, but how much it changed and how long the change lasted.</w:t>
-      </w:r>
-    </w:p>
-    <w:p/>
     <w:p>
       <w:pPr>
         <w:jc w:val="center"/>
@@ -541,9 +741,160 @@
         <w:t>Promise &amp; Practice · ShadowDog Digital Studios · Unit 2</w:t>
       </w:r>
     </w:p>
+    <w:p>
+      <w:r>
+        <w:br w:type="page"/>
+      </w:r>
+    </w:p>
+    <w:tbl>
+      <w:tblPr>
+        <w:tblW w:type="auto" w:w="0"/>
+        <w:tblLayout w:type="autofit"/>
+        <w:tblLook w:firstColumn="1" w:firstRow="1" w:lastColumn="0" w:lastRow="0" w:noHBand="0" w:noVBand="1" w:val="04A0"/>
+      </w:tblPr>
+      <w:tblGrid>
+        <w:gridCol w:w="10224"/>
+      </w:tblGrid>
+      <w:tr>
+        <w:tc>
+          <w:tcPr>
+            <w:tcW w:type="dxa" w:w="10224"/>
+            <w:shd w:val="clear" w:fill="2c2219"/>
+          </w:tcPr>
+          <w:p>
+            <w:r>
+              <w:rPr>
+                <w:b/>
+                <w:color w:val="F0A184"/>
+                <w:sz w:val="28"/>
+              </w:rPr>
+              <w:t>TEACHER ANSWER KEY  —  Women and the War — A House Divided</w:t>
+            </w:r>
+          </w:p>
+        </w:tc>
+      </w:tr>
+    </w:tbl>
+    <w:p/>
+    <w:p>
+      <w:r>
+        <w:rPr>
+          <w:b/>
+          <w:color w:val="B1442F"/>
+          <w:sz w:val="22"/>
+        </w:rPr>
+        <w:t xml:space="preserve">QUESTION 1:  </w:t>
+      </w:r>
+      <w:r>
+        <w:rPr>
+          <w:sz w:val="22"/>
+        </w:rPr>
+        <w:t>Open response.</w:t>
+      </w:r>
+    </w:p>
+    <w:p>
+      <w:pPr>
+        <w:ind w:left="432"/>
+      </w:pPr>
+      <w:r>
+        <w:rPr>
+          <w:i/>
+          <w:color w:val="6A6256"/>
+          <w:sz w:val="21"/>
+        </w:rPr>
+        <w:t>Look for a response along the lines of: “1) Nurses… 2) Farm/plantation managers… 3) Spies… 4) …”</w:t>
+      </w:r>
+    </w:p>
+    <w:p>
+      <w:r>
+        <w:rPr>
+          <w:b/>
+          <w:color w:val="B1442F"/>
+          <w:sz w:val="22"/>
+        </w:rPr>
+        <w:t xml:space="preserve">QUESTION 2:  </w:t>
+      </w:r>
+      <w:r>
+        <w:rPr>
+          <w:b/>
+          <w:sz w:val="22"/>
+        </w:rPr>
+        <w:t>Correct — C. proved what women could do, feeding the postwar women's rights movement</w:t>
+      </w:r>
+    </w:p>
+    <w:p>
+      <w:pPr>
+        <w:ind w:left="432"/>
+      </w:pPr>
+      <w:r>
+        <w:rPr>
+          <w:i/>
+          <w:color w:val="6A6256"/>
+          <w:sz w:val="21"/>
+        </w:rPr>
+        <w:t>Right. Significance is about lasting change. By proving women could run institutions and do skilled work, the war fed directly into the postwar women's rights movement — a change that outlived the war itself.</w:t>
+      </w:r>
+    </w:p>
+    <w:p>
+      <w:r>
+        <w:rPr>
+          <w:b/>
+          <w:color w:val="B1442F"/>
+          <w:sz w:val="22"/>
+        </w:rPr>
+        <w:t xml:space="preserve">QUESTION 3:  </w:t>
+      </w:r>
+      <w:r>
+        <w:rPr>
+          <w:sz w:val="22"/>
+        </w:rPr>
+        <w:t>Open response.</w:t>
+      </w:r>
+    </w:p>
+    <w:p>
+      <w:pPr>
+        <w:ind w:left="432"/>
+      </w:pPr>
+      <w:r>
+        <w:rPr>
+          <w:i/>
+          <w:color w:val="6A6256"/>
+          <w:sz w:val="21"/>
+        </w:rPr>
+        <w:t>Look for a response along the lines of: “Including enslaved women matters because…”</w:t>
+      </w:r>
+    </w:p>
+    <w:p>
+      <w:r>
+        <w:rPr>
+          <w:b/>
+          <w:color w:val="B1442F"/>
+          <w:sz w:val="22"/>
+        </w:rPr>
+        <w:t xml:space="preserve">QUESTION 4:  </w:t>
+      </w:r>
+      <w:r>
+        <w:rPr>
+          <w:sz w:val="22"/>
+        </w:rPr>
+        <w:t>Open response.</w:t>
+      </w:r>
+    </w:p>
+    <w:p>
+      <w:pPr>
+        <w:ind w:left="432"/>
+      </w:pPr>
+      <w:r>
+        <w:rPr>
+          <w:i/>
+          <w:color w:val="6A6256"/>
+          <w:sz w:val="21"/>
+        </w:rPr>
+        <w:t>Look for a response along the lines of: “I would judge women's war work as ___ significant because…”</w:t>
+      </w:r>
+    </w:p>
     <w:sectPr>
       <w:pgSz w:w="12240" w:h="15840"/>
-      <w:pgMar w:top="1152" w:right="1152" w:bottom="1152" w:left="1152" w:header="720" w:footer="720" w:gutter="0"/>
+      <w:pgMar w:top="1008" w:right="1008" w:bottom="1008" w:left="1008" w:header="720" w:footer="720" w:gutter="0"/>
       <w:cols w:space="720"/>
       <w:docGrid w:linePitch="360"/>
     </w:sectPr>
